--- a/age-determination-petition/01_בקשה_לקביעת_גיל.docx
+++ b/age-determination-petition/01_בקשה_לקביעת_גיל.docx
@@ -826,97 +826,53 @@
           <w:szCs w:val="24"/>
           <w:rtl/>
         </w:rPr>
-        <w:t xml:space="preserve">המבקש הוא בנו הבכור של אביו, מר </w:t>
-      </w:r>
-      <w:r>
-        <w:rPr>
-          <w:rFonts w:ascii="David" w:cs="David" w:eastAsia="David" w:hAnsi="David"/>
-          <w:b w:val="false"/>
-          <w:bCs w:val="false"/>
-          <w:sz w:val="24"/>
-          <w:szCs w:val="24"/>
-          <w:rtl/>
-        </w:rPr>
-        <w:t xml:space="preserve">______________ (</w:t>
-      </w:r>
-      <w:r>
-        <w:rPr>
-          <w:rFonts w:ascii="David" w:cs="David" w:eastAsia="David" w:hAnsi="David"/>
-          <w:b w:val="false"/>
-          <w:bCs w:val="false"/>
-          <w:sz w:val="24"/>
-          <w:szCs w:val="24"/>
-          <w:rtl/>
-        </w:rPr>
-        <w:t xml:space="preserve">שם האב</w:t>
-      </w:r>
-      <w:r>
-        <w:rPr>
-          <w:rFonts w:ascii="David" w:cs="David" w:eastAsia="David" w:hAnsi="David"/>
-          <w:b w:val="false"/>
-          <w:bCs w:val="false"/>
-          <w:sz w:val="24"/>
-          <w:szCs w:val="24"/>
-          <w:rtl/>
-        </w:rPr>
-        <w:t xml:space="preserve">)</w:t>
-      </w:r>
-      <w:r>
-        <w:rPr>
-          <w:rFonts w:ascii="David" w:cs="David" w:eastAsia="David" w:hAnsi="David"/>
-          <w:b w:val="false"/>
-          <w:bCs w:val="false"/>
-          <w:sz w:val="24"/>
-          <w:szCs w:val="24"/>
-          <w:rtl/>
-        </w:rPr>
-        <w:t xml:space="preserve">. האב נפרד מאמו של המבקש עוד קודם ללידתו, בעת שאמו הייתה בהריונה, ובני הזוג חדלו לחיות יחד.</w:t>
-      </w:r>
-    </w:p>
-    <w:p>
-      <w:pPr>
-        <w:pStyle w:val="ListParagraph"/>
-        <w:numPr>
-          <w:ilvl w:val="0"/>
-          <w:numId w:val="2"/>
-        </w:numPr>
-        <w:bidi/>
-        <w:spacing w:after="120" w:line="360" w:lineRule="auto"/>
-        <w:jc w:val="both"/>
-      </w:pPr>
-      <w:r>
-        <w:rPr>
-          <w:rFonts w:ascii="David" w:cs="David" w:eastAsia="David" w:hAnsi="David"/>
-          <w:b w:val="false"/>
-          <w:bCs w:val="false"/>
-          <w:sz w:val="24"/>
-          <w:szCs w:val="24"/>
-          <w:rtl/>
-        </w:rPr>
-        <w:t xml:space="preserve">אמו של המבקש נפטרה בהיותו כבן 7 שנים. בעקבות כך גדל המבקש בבתי דודיו ובני דודיו, בנפרד מאביו ובנסיבות חיים לא קלות.</w:t>
-      </w:r>
-    </w:p>
-    <w:p>
-      <w:pPr>
-        <w:pStyle w:val="ListParagraph"/>
-        <w:numPr>
-          <w:ilvl w:val="0"/>
-          <w:numId w:val="2"/>
-        </w:numPr>
-        <w:bidi/>
-        <w:spacing w:after="120" w:line="360" w:lineRule="auto"/>
-        <w:jc w:val="both"/>
-      </w:pPr>
-      <w:r>
-        <w:rPr>
-          <w:rFonts w:ascii="David" w:cs="David" w:eastAsia="David" w:hAnsi="David"/>
-          <w:b w:val="false"/>
-          <w:bCs w:val="false"/>
-          <w:sz w:val="24"/>
-          <w:szCs w:val="24"/>
-          <w:rtl/>
-        </w:rPr>
-        <w:t xml:space="preserve">בשנת 1990 עלה המבקש ארצה יחד עם דודו (אשר נפטר לפני מספר שנים). בעת קליטתו נרשם גילו במרשם האוכלוסין על דרך אומדן מנהלי, בהיעדר תעודת לידה. לפי הרישום, שנת לידתו היא 1976, ולפיו גילו כיום 50 שנים בלבד (להלן: "הגיל הרשום").</w:t>
+        <w:t xml:space="preserve">המבקש הוא בנו הבכור של אביו, מר ביינה צגייה. כאשר אמו של המבקש הייתה בחודש החמישי להריונה, נפרד ממנה האב, ובני הזוג חדלו לחיות יחד.</w:t>
+      </w:r>
+    </w:p>
+    <w:p>
+      <w:pPr>
+        <w:pStyle w:val="ListParagraph"/>
+        <w:numPr>
+          <w:ilvl w:val="0"/>
+          <w:numId w:val="2"/>
+        </w:numPr>
+        <w:bidi/>
+        <w:spacing w:after="120" w:line="360" w:lineRule="auto"/>
+        <w:jc w:val="both"/>
+      </w:pPr>
+      <w:r>
+        <w:rPr>
+          <w:rFonts w:ascii="David" w:cs="David" w:eastAsia="David" w:hAnsi="David"/>
+          <w:b w:val="false"/>
+          <w:bCs w:val="false"/>
+          <w:sz w:val="24"/>
+          <w:szCs w:val="24"/>
+          <w:rtl/>
+        </w:rPr>
+        <w:t xml:space="preserve">אמו של המבקש נפטרה בהיותו כבן 7 שנים. בעקבות כך גדל המבקש בבתי דודו, בנפרד מאביו ובנסיבות חיים לא קלות.</w:t>
+      </w:r>
+    </w:p>
+    <w:p>
+      <w:pPr>
+        <w:pStyle w:val="ListParagraph"/>
+        <w:numPr>
+          <w:ilvl w:val="0"/>
+          <w:numId w:val="2"/>
+        </w:numPr>
+        <w:bidi/>
+        <w:spacing w:after="120" w:line="360" w:lineRule="auto"/>
+        <w:jc w:val="both"/>
+      </w:pPr>
+      <w:r>
+        <w:rPr>
+          <w:rFonts w:ascii="David" w:cs="David" w:eastAsia="David" w:hAnsi="David"/>
+          <w:b w:val="false"/>
+          <w:bCs w:val="false"/>
+          <w:sz w:val="24"/>
+          <w:szCs w:val="24"/>
+          <w:rtl/>
+        </w:rPr>
+        <w:t xml:space="preserve">בשנת 1990 עלה המבקש ארצה יחד עם דודו. בעת קליטתו נרשם גילו במרשם האוכלוסין על דרך אומדן מנהלי, בהיעדר תעודת לידה. לפי הרישום, שנת לידתו היא 1976, ולפיו גילו כיום 50 שנים בלבד (להלן: "הגיל הרשום").</w:t>
       </w:r>
     </w:p>
     <w:p>
@@ -962,77 +918,84 @@
           <w:szCs w:val="24"/>
           <w:rtl/>
         </w:rPr>
-        <w:t xml:space="preserve">אביו של המבקש עלה ארצה בשנת 1991, ומתגורר כיום במגדל העמק. בשנת 1992, כשנה לאחר עליית האב, נפגשו המבקש ואביו בפעם הראשונה מאז לידת המבקש.</w:t>
-      </w:r>
-    </w:p>
-    <w:p>
-      <w:pPr>
-        <w:pStyle w:val="ListParagraph"/>
-        <w:numPr>
-          <w:ilvl w:val="0"/>
-          <w:numId w:val="2"/>
-        </w:numPr>
-        <w:bidi/>
-        <w:spacing w:after="120" w:line="360" w:lineRule="auto"/>
-        <w:jc w:val="both"/>
-      </w:pPr>
-      <w:r>
-        <w:rPr>
-          <w:rFonts w:ascii="David" w:cs="David" w:eastAsia="David" w:hAnsi="David"/>
-          <w:b w:val="false"/>
-          <w:bCs w:val="false"/>
-          <w:sz w:val="24"/>
-          <w:szCs w:val="24"/>
-          <w:rtl/>
-        </w:rPr>
-        <w:t xml:space="preserve">באותה עת ביקש המבקש מאביו, מטעמים אישיים, שלא להירשם כבנו – ומשכך הקשר בין השניים אינו בא לידי ביטוי במרשם האוכלוסין, אף שאין בכך כדי לגרוע מעצם היות המבקש בנו הבכור.</w:t>
-      </w:r>
-    </w:p>
-    <w:p>
-      <w:pPr>
-        <w:pStyle w:val="ListParagraph"/>
-        <w:numPr>
-          <w:ilvl w:val="0"/>
-          <w:numId w:val="2"/>
-        </w:numPr>
-        <w:bidi/>
-        <w:spacing w:after="120" w:line="360" w:lineRule="auto"/>
-        <w:jc w:val="both"/>
-      </w:pPr>
-      <w:r>
-        <w:rPr>
-          <w:rFonts w:ascii="David" w:cs="David" w:eastAsia="David" w:hAnsi="David"/>
-          <w:b w:val="false"/>
-          <w:bCs w:val="false"/>
-          <w:sz w:val="24"/>
-          <w:szCs w:val="24"/>
-          <w:rtl/>
-        </w:rPr>
-        <w:t xml:space="preserve">מאז שחידשו את קשרם נוהגים המבקש ואביו להיפגש אחת לשלושה-ארבעה חודשים בבית האב, ומקיימים קשר אישי רציף ומתמשך.</w:t>
-      </w:r>
-    </w:p>
-    <w:p>
-      <w:pPr>
-        <w:pStyle w:val="ListParagraph"/>
-        <w:numPr>
-          <w:ilvl w:val="0"/>
-          <w:numId w:val="2"/>
-        </w:numPr>
-        <w:bidi/>
-        <w:spacing w:after="120" w:line="360" w:lineRule="auto"/>
-        <w:jc w:val="both"/>
-      </w:pPr>
-      <w:r>
-        <w:rPr>
-          <w:rFonts w:ascii="David" w:cs="David" w:eastAsia="David" w:hAnsi="David"/>
-          <w:b w:val="false"/>
-          <w:bCs w:val="false"/>
-          <w:sz w:val="24"/>
-          <w:szCs w:val="24"/>
-          <w:rtl/>
-        </w:rPr>
-        <w:t xml:space="preserve">לקראת נישואיו שינה המבקש את שם משפחתו לשם "</w:t>
-      </w:r>
+        <w:t xml:space="preserve">אביו של המבקש עלה ארצה בשנת 1992, ומתגורר כיום עם משפחתו במגדל העמק. את אביו פגש המבקש שנים לאחר עלייתו, בפעם הראשונה מאז לידתו.</w:t>
+      </w:r>
+    </w:p>
+    <w:p>
+      <w:pPr>
+        <w:pStyle w:val="ListParagraph"/>
+        <w:numPr>
+          <w:ilvl w:val="0"/>
+          <w:numId w:val="2"/>
+        </w:numPr>
+        <w:bidi/>
+        <w:spacing w:after="120" w:line="360" w:lineRule="auto"/>
+        <w:jc w:val="both"/>
+      </w:pPr>
+      <w:r>
+        <w:rPr>
+          <w:rFonts w:ascii="David" w:cs="David" w:eastAsia="David" w:hAnsi="David"/>
+          <w:b w:val="false"/>
+          <w:bCs w:val="false"/>
+          <w:sz w:val="24"/>
+          <w:szCs w:val="24"/>
+          <w:rtl/>
+        </w:rPr>
+        <w:t xml:space="preserve">לאב שמונה ילדים נוספים מאישה שנשא בשנית, וכולם נולדו לאחר המבקש. המבקש הוא בנו היחיד מנישואיו הראשונים – מאמו של המבקש – ומשכך זוכר האב היטב ובוודאות את מועד לידתו. לפי הלוח האתיופי נולד המבקש בשנת 1962, שהם שנת 1970 לפי הלוח הגרגוריאני (הלועזי), ולא שנת 1976 כרשום.</w:t>
+      </w:r>
+    </w:p>
+    <w:p>
+      <w:pPr>
+        <w:pStyle w:val="ListParagraph"/>
+        <w:numPr>
+          <w:ilvl w:val="0"/>
+          <w:numId w:val="2"/>
+        </w:numPr>
+        <w:bidi/>
+        <w:spacing w:after="120" w:line="360" w:lineRule="auto"/>
+        <w:jc w:val="both"/>
+      </w:pPr>
+      <w:r>
+        <w:rPr>
+          <w:rFonts w:ascii="David" w:cs="David" w:eastAsia="David" w:hAnsi="David"/>
+          <w:b w:val="false"/>
+          <w:bCs w:val="false"/>
+          <w:sz w:val="24"/>
+          <w:szCs w:val="24"/>
+          <w:rtl/>
+        </w:rPr>
+        <w:t xml:space="preserve">המבקש לא ידע את גילו האמיתי עד ערב אחד, לפני כשמונה חודשים, שבו ישבו יחד המבקש, אביו ואחיו ושוחחו בנושאים שונים. משעלה עניין הגיל, ציינו אחיו – האחד, מר צגייה גנטו, יליד 1971, והשני יליד 1975 – כי המבקש צעיר מהם. או-אז צחק האב צחוק מריר, קרא למבקש הצדה, וגילה לו כי נולד בשנת 1970 וכי הוא הבכור מכל האחים.</w:t>
+      </w:r>
+    </w:p>
+    <w:p>
+      <w:pPr>
+        <w:pStyle w:val="ListParagraph"/>
+        <w:numPr>
+          <w:ilvl w:val="0"/>
+          <w:numId w:val="2"/>
+        </w:numPr>
+        <w:bidi/>
+        <w:spacing w:after="120" w:line="360" w:lineRule="auto"/>
+        <w:jc w:val="both"/>
+      </w:pPr>
+      <w:r>
+        <w:rPr>
+          <w:rFonts w:ascii="David" w:cs="David" w:eastAsia="David" w:hAnsi="David"/>
+          <w:b w:val="false"/>
+          <w:bCs w:val="false"/>
+          <w:sz w:val="24"/>
+          <w:szCs w:val="24"/>
+          <w:rtl/>
+        </w:rPr>
+        <w:t xml:space="preserve">גילוי זה בא למבקש בהפתעה, שכן עד אותה עת הסתמך בתום לב על הרישום הרשמי. מששמע את דבר אביו, פעל המבקש להוצאת תעודת לידה רשמית מאתיופיה כדין, אשר תורגמה וצורפה לבקשה זו.</w:t>
+      </w:r>
+    </w:p>
+    <w:p>
+      <w:pPr>
+        <w:bidi/>
+        <w:spacing w:after="120" w:before="240" w:line="360" w:lineRule="auto"/>
+        <w:jc w:val="start"/>
+      </w:pPr>
       <w:r>
         <w:rPr>
           <w:rFonts w:ascii="David" w:cs="David" w:eastAsia="David" w:hAnsi="David"/>
@@ -1040,89 +1003,346 @@
           <w:bCs/>
           <w:sz w:val="24"/>
           <w:szCs w:val="24"/>
-          <w:rtl/>
-        </w:rPr>
-        <w:t xml:space="preserve">צגאי</w:t>
-      </w:r>
-      <w:r>
-        <w:rPr>
-          <w:rFonts w:ascii="David" w:cs="David" w:eastAsia="David" w:hAnsi="David"/>
-          <w:b w:val="false"/>
-          <w:bCs w:val="false"/>
-          <w:sz w:val="24"/>
-          <w:szCs w:val="24"/>
-          <w:rtl/>
-        </w:rPr>
-        <w:t xml:space="preserve">", מתוך רצון לשוב אל שורשיו ולזהותו האמיתית.</w:t>
-      </w:r>
-    </w:p>
-    <w:p>
-      <w:pPr>
-        <w:pStyle w:val="ListParagraph"/>
-        <w:numPr>
-          <w:ilvl w:val="0"/>
-          <w:numId w:val="2"/>
-        </w:numPr>
-        <w:bidi/>
-        <w:spacing w:after="120" w:line="360" w:lineRule="auto"/>
-        <w:jc w:val="both"/>
-      </w:pPr>
-      <w:r>
-        <w:rPr>
-          <w:rFonts w:ascii="David" w:cs="David" w:eastAsia="David" w:hAnsi="David"/>
-          <w:b w:val="false"/>
-          <w:bCs w:val="false"/>
-          <w:sz w:val="24"/>
-          <w:szCs w:val="24"/>
-          <w:rtl/>
-        </w:rPr>
-        <w:t xml:space="preserve">לאב ילדים נוספים מנישואיו לאחר פרידתו מאם המבקש, אולם המבקש הוא בנו הבכור, ומשכך זוכר האב היטב ובוודאות את מועד לידתו. לפי הלוח האתיופי נולד המבקש בשנת 1962, שהם שנת 1970 לפי הלוח הגרגוריאני (הלועזי) – ולא שנת 1976 כרשום.</w:t>
-      </w:r>
-    </w:p>
-    <w:p>
-      <w:pPr>
-        <w:pStyle w:val="ListParagraph"/>
-        <w:numPr>
-          <w:ilvl w:val="0"/>
-          <w:numId w:val="2"/>
-        </w:numPr>
-        <w:bidi/>
-        <w:spacing w:after="120" w:line="360" w:lineRule="auto"/>
-        <w:jc w:val="both"/>
-      </w:pPr>
-      <w:r>
-        <w:rPr>
-          <w:rFonts w:ascii="David" w:cs="David" w:eastAsia="David" w:hAnsi="David"/>
-          <w:b w:val="false"/>
-          <w:bCs w:val="false"/>
-          <w:sz w:val="24"/>
-          <w:szCs w:val="24"/>
-          <w:rtl/>
-        </w:rPr>
-        <w:t xml:space="preserve">המבקש לא ידע את גילו האמיתי עד ערב אחד, לפני כחצי שנה, שבו ישבו יחד המבקש, אביו ואחיו ושוחחו בנושאים שונים. משעלה עניין הגיל, ציינו אחיו – האחד יליד 1972 והשני יליד 1975 – כי המבקש צעיר מהם. או-אז צחק האב צחוק מריר, קרא למבקש הצדה, וגילה לו כי נולד בשנת 1970 וכי הוא הבכור מכל האחים.</w:t>
-      </w:r>
-    </w:p>
-    <w:p>
-      <w:pPr>
-        <w:pStyle w:val="ListParagraph"/>
-        <w:numPr>
-          <w:ilvl w:val="0"/>
-          <w:numId w:val="2"/>
-        </w:numPr>
-        <w:bidi/>
-        <w:spacing w:after="120" w:line="360" w:lineRule="auto"/>
-        <w:jc w:val="both"/>
-      </w:pPr>
-      <w:r>
-        <w:rPr>
-          <w:rFonts w:ascii="David" w:cs="David" w:eastAsia="David" w:hAnsi="David"/>
-          <w:b w:val="false"/>
-          <w:bCs w:val="false"/>
-          <w:sz w:val="24"/>
-          <w:szCs w:val="24"/>
-          <w:rtl/>
-        </w:rPr>
-        <w:t xml:space="preserve">גילוי זה בא למבקש בהפתעה, שכן עד אותה עת הסתמך בתום לב על הרישום הרשמי. מששמע את דבר אביו, פעל המבקש להוצאת תעודת לידה רשמית מאתיופיה כדין, אשר תורגמה וצורפה לבקשה זו.</w:t>
+          <w:u w:val="single"/>
+          <w:rtl/>
+        </w:rPr>
+        <w:t xml:space="preserve">ד. הראיות</w:t>
+      </w:r>
+    </w:p>
+    <w:p>
+      <w:pPr>
+        <w:pStyle w:val="ListParagraph"/>
+        <w:numPr>
+          <w:ilvl w:val="0"/>
+          <w:numId w:val="2"/>
+        </w:numPr>
+        <w:bidi/>
+        <w:spacing w:after="120" w:line="360" w:lineRule="auto"/>
+        <w:jc w:val="both"/>
+      </w:pPr>
+      <w:r>
+        <w:rPr>
+          <w:rFonts w:ascii="David" w:cs="David" w:eastAsia="David" w:hAnsi="David"/>
+          <w:b w:val="false"/>
+          <w:bCs w:val="false"/>
+          <w:sz w:val="24"/>
+          <w:szCs w:val="24"/>
+          <w:rtl/>
+        </w:rPr>
+        <w:t xml:space="preserve">לתמיכה בעובדות המפורטות לעיל מצורף </w:t>
+      </w:r>
+      <w:r>
+        <w:rPr>
+          <w:rFonts w:ascii="David" w:cs="David" w:eastAsia="David" w:hAnsi="David"/>
+          <w:b/>
+          <w:bCs/>
+          <w:sz w:val="24"/>
+          <w:szCs w:val="24"/>
+          <w:rtl/>
+        </w:rPr>
+        <w:t xml:space="preserve">תצהיר המבקש</w:t>
+      </w:r>
+      <w:r>
+        <w:rPr>
+          <w:rFonts w:ascii="David" w:cs="David" w:eastAsia="David" w:hAnsi="David"/>
+          <w:b w:val="false"/>
+          <w:bCs w:val="false"/>
+          <w:sz w:val="24"/>
+          <w:szCs w:val="24"/>
+          <w:rtl/>
+        </w:rPr>
+        <w:t xml:space="preserve">, המסומן </w:t>
+      </w:r>
+      <w:r>
+        <w:rPr>
+          <w:rFonts w:ascii="David" w:cs="David" w:eastAsia="David" w:hAnsi="David"/>
+          <w:b/>
+          <w:bCs/>
+          <w:sz w:val="24"/>
+          <w:szCs w:val="24"/>
+          <w:rtl/>
+        </w:rPr>
+        <w:t xml:space="preserve">נספח א'</w:t>
+      </w:r>
+      <w:r>
+        <w:rPr>
+          <w:rFonts w:ascii="David" w:cs="David" w:eastAsia="David" w:hAnsi="David"/>
+          <w:b w:val="false"/>
+          <w:bCs w:val="false"/>
+          <w:sz w:val="24"/>
+          <w:szCs w:val="24"/>
+          <w:rtl/>
+        </w:rPr>
+        <w:t xml:space="preserve">.</w:t>
+      </w:r>
+    </w:p>
+    <w:p>
+      <w:pPr>
+        <w:pStyle w:val="ListParagraph"/>
+        <w:numPr>
+          <w:ilvl w:val="0"/>
+          <w:numId w:val="2"/>
+        </w:numPr>
+        <w:bidi/>
+        <w:spacing w:after="120" w:line="360" w:lineRule="auto"/>
+        <w:jc w:val="both"/>
+      </w:pPr>
+      <w:r>
+        <w:rPr>
+          <w:rFonts w:ascii="David" w:cs="David" w:eastAsia="David" w:hAnsi="David"/>
+          <w:b w:val="false"/>
+          <w:bCs w:val="false"/>
+          <w:sz w:val="24"/>
+          <w:szCs w:val="24"/>
+          <w:rtl/>
+        </w:rPr>
+        <w:t xml:space="preserve">כן מצורף </w:t>
+      </w:r>
+      <w:r>
+        <w:rPr>
+          <w:rFonts w:ascii="David" w:cs="David" w:eastAsia="David" w:hAnsi="David"/>
+          <w:b/>
+          <w:bCs/>
+          <w:sz w:val="24"/>
+          <w:szCs w:val="24"/>
+          <w:rtl/>
+        </w:rPr>
+        <w:t xml:space="preserve">תצהיר אביו של המבקש</w:t>
+      </w:r>
+      <w:r>
+        <w:rPr>
+          <w:rFonts w:ascii="David" w:cs="David" w:eastAsia="David" w:hAnsi="David"/>
+          <w:b w:val="false"/>
+          <w:bCs w:val="false"/>
+          <w:sz w:val="24"/>
+          <w:szCs w:val="24"/>
+          <w:rtl/>
+        </w:rPr>
+        <w:t xml:space="preserve">, מר ביינה צגייה, ת.ז. </w:t>
+      </w:r>
+      <w:r>
+        <w:rPr>
+          <w:rFonts w:ascii="David" w:cs="David" w:eastAsia="David" w:hAnsi="David"/>
+          <w:b w:val="false"/>
+          <w:bCs w:val="false"/>
+          <w:sz w:val="24"/>
+          <w:szCs w:val="24"/>
+          <w:rtl/>
+        </w:rPr>
+        <w:t xml:space="preserve">______________</w:t>
+      </w:r>
+      <w:r>
+        <w:rPr>
+          <w:rFonts w:ascii="David" w:cs="David" w:eastAsia="David" w:hAnsi="David"/>
+          <w:b w:val="false"/>
+          <w:bCs w:val="false"/>
+          <w:sz w:val="24"/>
+          <w:szCs w:val="24"/>
+          <w:rtl/>
+        </w:rPr>
+        <w:t xml:space="preserve">, הזוכר את מועד לידת המבקש בהיותו בנו הבכור, והמסומן </w:t>
+      </w:r>
+      <w:r>
+        <w:rPr>
+          <w:rFonts w:ascii="David" w:cs="David" w:eastAsia="David" w:hAnsi="David"/>
+          <w:b/>
+          <w:bCs/>
+          <w:sz w:val="24"/>
+          <w:szCs w:val="24"/>
+          <w:rtl/>
+        </w:rPr>
+        <w:t xml:space="preserve">נספח ב'</w:t>
+      </w:r>
+      <w:r>
+        <w:rPr>
+          <w:rFonts w:ascii="David" w:cs="David" w:eastAsia="David" w:hAnsi="David"/>
+          <w:b w:val="false"/>
+          <w:bCs w:val="false"/>
+          <w:sz w:val="24"/>
+          <w:szCs w:val="24"/>
+          <w:rtl/>
+        </w:rPr>
+        <w:t xml:space="preserve">.</w:t>
+      </w:r>
+    </w:p>
+    <w:p>
+      <w:pPr>
+        <w:pStyle w:val="ListParagraph"/>
+        <w:numPr>
+          <w:ilvl w:val="0"/>
+          <w:numId w:val="2"/>
+        </w:numPr>
+        <w:bidi/>
+        <w:spacing w:after="120" w:line="360" w:lineRule="auto"/>
+        <w:jc w:val="both"/>
+      </w:pPr>
+      <w:r>
+        <w:rPr>
+          <w:rFonts w:ascii="David" w:cs="David" w:eastAsia="David" w:hAnsi="David"/>
+          <w:b w:val="false"/>
+          <w:bCs w:val="false"/>
+          <w:sz w:val="24"/>
+          <w:szCs w:val="24"/>
+          <w:rtl/>
+        </w:rPr>
+        <w:t xml:space="preserve">כן מצורפת </w:t>
+      </w:r>
+      <w:r>
+        <w:rPr>
+          <w:rFonts w:ascii="David" w:cs="David" w:eastAsia="David" w:hAnsi="David"/>
+          <w:b/>
+          <w:bCs/>
+          <w:sz w:val="24"/>
+          <w:szCs w:val="24"/>
+          <w:rtl/>
+        </w:rPr>
+        <w:t xml:space="preserve">תעודת לידה רשמית מאתיופיה</w:t>
+      </w:r>
+      <w:r>
+        <w:rPr>
+          <w:rFonts w:ascii="David" w:cs="David" w:eastAsia="David" w:hAnsi="David"/>
+          <w:b w:val="false"/>
+          <w:bCs w:val="false"/>
+          <w:sz w:val="24"/>
+          <w:szCs w:val="24"/>
+          <w:rtl/>
+        </w:rPr>
+        <w:t xml:space="preserve">, בצירוף תרגום נוטריוני לעברית ואימות כדין, ולפיה נולד המבקש בשנת 1970 (1962 לפי הלוח האתיופי), המסומנת </w:t>
+      </w:r>
+      <w:r>
+        <w:rPr>
+          <w:rFonts w:ascii="David" w:cs="David" w:eastAsia="David" w:hAnsi="David"/>
+          <w:b/>
+          <w:bCs/>
+          <w:sz w:val="24"/>
+          <w:szCs w:val="24"/>
+          <w:rtl/>
+        </w:rPr>
+        <w:t xml:space="preserve">נספח ג'</w:t>
+      </w:r>
+      <w:r>
+        <w:rPr>
+          <w:rFonts w:ascii="David" w:cs="David" w:eastAsia="David" w:hAnsi="David"/>
+          <w:b w:val="false"/>
+          <w:bCs w:val="false"/>
+          <w:sz w:val="24"/>
+          <w:szCs w:val="24"/>
+          <w:rtl/>
+        </w:rPr>
+        <w:t xml:space="preserve">.</w:t>
+      </w:r>
+    </w:p>
+    <w:p>
+      <w:pPr>
+        <w:pStyle w:val="ListParagraph"/>
+        <w:numPr>
+          <w:ilvl w:val="0"/>
+          <w:numId w:val="2"/>
+        </w:numPr>
+        <w:bidi/>
+        <w:spacing w:after="120" w:line="360" w:lineRule="auto"/>
+        <w:jc w:val="both"/>
+      </w:pPr>
+      <w:r>
+        <w:rPr>
+          <w:rFonts w:ascii="David" w:cs="David" w:eastAsia="David" w:hAnsi="David"/>
+          <w:b w:val="false"/>
+          <w:bCs w:val="false"/>
+          <w:sz w:val="24"/>
+          <w:szCs w:val="24"/>
+          <w:rtl/>
+        </w:rPr>
+        <w:t xml:space="preserve">כן מצורף </w:t>
+      </w:r>
+      <w:r>
+        <w:rPr>
+          <w:rFonts w:ascii="David" w:cs="David" w:eastAsia="David" w:hAnsi="David"/>
+          <w:b/>
+          <w:bCs/>
+          <w:sz w:val="24"/>
+          <w:szCs w:val="24"/>
+          <w:rtl/>
+        </w:rPr>
+        <w:t xml:space="preserve">צילום תעודת הזהות של אחיו הצעיר של המבקש</w:t>
+      </w:r>
+      <w:r>
+        <w:rPr>
+          <w:rFonts w:ascii="David" w:cs="David" w:eastAsia="David" w:hAnsi="David"/>
+          <w:b w:val="false"/>
+          <w:bCs w:val="false"/>
+          <w:sz w:val="24"/>
+          <w:szCs w:val="24"/>
+          <w:rtl/>
+        </w:rPr>
+        <w:t xml:space="preserve">, שממנו עולה כי הוא רשום כמבוגר מן המבקש – בעוד שלמעשה המבקש הוא הבכור – המסומן </w:t>
+      </w:r>
+      <w:r>
+        <w:rPr>
+          <w:rFonts w:ascii="David" w:cs="David" w:eastAsia="David" w:hAnsi="David"/>
+          <w:b/>
+          <w:bCs/>
+          <w:sz w:val="24"/>
+          <w:szCs w:val="24"/>
+          <w:rtl/>
+        </w:rPr>
+        <w:t xml:space="preserve">נספח ד'</w:t>
+      </w:r>
+      <w:r>
+        <w:rPr>
+          <w:rFonts w:ascii="David" w:cs="David" w:eastAsia="David" w:hAnsi="David"/>
+          <w:b w:val="false"/>
+          <w:bCs w:val="false"/>
+          <w:sz w:val="24"/>
+          <w:szCs w:val="24"/>
+          <w:rtl/>
+        </w:rPr>
+        <w:t xml:space="preserve">.</w:t>
+      </w:r>
+    </w:p>
+    <w:p>
+      <w:pPr>
+        <w:pStyle w:val="ListParagraph"/>
+        <w:numPr>
+          <w:ilvl w:val="0"/>
+          <w:numId w:val="2"/>
+        </w:numPr>
+        <w:bidi/>
+        <w:spacing w:after="120" w:line="360" w:lineRule="auto"/>
+        <w:jc w:val="both"/>
+      </w:pPr>
+      <w:r>
+        <w:rPr>
+          <w:rFonts w:ascii="David" w:cs="David" w:eastAsia="David" w:hAnsi="David"/>
+          <w:b w:val="false"/>
+          <w:bCs w:val="false"/>
+          <w:sz w:val="24"/>
+          <w:szCs w:val="24"/>
+          <w:rtl/>
+        </w:rPr>
+        <w:t xml:space="preserve">התצהירים המצורפים משמשים אף לאימות העובדות המפורטות בבקשה זו.</w:t>
+      </w:r>
+    </w:p>
+    <w:p>
+      <w:pPr>
+        <w:pStyle w:val="ListParagraph"/>
+        <w:numPr>
+          <w:ilvl w:val="0"/>
+          <w:numId w:val="2"/>
+        </w:numPr>
+        <w:bidi/>
+        <w:spacing w:after="120" w:line="360" w:lineRule="auto"/>
+        <w:jc w:val="both"/>
+      </w:pPr>
+      <w:r>
+        <w:rPr>
+          <w:rFonts w:ascii="David" w:cs="David" w:eastAsia="David" w:hAnsi="David"/>
+          <w:b w:val="false"/>
+          <w:bCs w:val="false"/>
+          <w:sz w:val="24"/>
+          <w:szCs w:val="24"/>
+          <w:rtl/>
+        </w:rPr>
+        <w:t xml:space="preserve">המבקש שומר על זכותו להגיש ראיות נוספות ולזמן עדים, ובכלל זה בני משפחה נוספים, מסמכי עלייה וכל אסמכתה רלוונטית אחרת, ככל שיידרש.</w:t>
       </w:r>
     </w:p>
     <w:p>
@@ -1141,31 +1361,153 @@
           <w:u w:val="single"/>
           <w:rtl/>
         </w:rPr>
-        <w:t xml:space="preserve">ד. הראיות</w:t>
-      </w:r>
-    </w:p>
-    <w:p>
-      <w:pPr>
-        <w:pStyle w:val="ListParagraph"/>
-        <w:numPr>
-          <w:ilvl w:val="0"/>
-          <w:numId w:val="2"/>
-        </w:numPr>
-        <w:bidi/>
-        <w:spacing w:after="120" w:line="360" w:lineRule="auto"/>
-        <w:jc w:val="both"/>
-      </w:pPr>
-      <w:r>
-        <w:rPr>
-          <w:rFonts w:ascii="David" w:cs="David" w:eastAsia="David" w:hAnsi="David"/>
-          <w:b w:val="false"/>
-          <w:bCs w:val="false"/>
-          <w:sz w:val="24"/>
-          <w:szCs w:val="24"/>
-          <w:rtl/>
-        </w:rPr>
-        <w:t xml:space="preserve">לתמיכה בעובדות המפורטות לעיל מצורף </w:t>
-      </w:r>
+        <w:t xml:space="preserve">ה. המסגרת המשפטית וסמכות בית המשפט</w:t>
+      </w:r>
+    </w:p>
+    <w:p>
+      <w:pPr>
+        <w:pStyle w:val="ListParagraph"/>
+        <w:numPr>
+          <w:ilvl w:val="0"/>
+          <w:numId w:val="2"/>
+        </w:numPr>
+        <w:bidi/>
+        <w:spacing w:after="120" w:line="360" w:lineRule="auto"/>
+        <w:jc w:val="both"/>
+      </w:pPr>
+      <w:r>
+        <w:rPr>
+          <w:rFonts w:ascii="David" w:cs="David" w:eastAsia="David" w:hAnsi="David"/>
+          <w:b w:val="false"/>
+          <w:bCs w:val="false"/>
+          <w:sz w:val="24"/>
+          <w:szCs w:val="24"/>
+          <w:rtl/>
+        </w:rPr>
+        <w:t xml:space="preserve">חוק קביעת גיל, התשכ"ד–1963, מסמיך את בית המשפט ליתן פסק דין הצהרתי הקובע את גילו של אדם, מקום בו גילו אינו ידוע או שנוי במחלוקת.</w:t>
+      </w:r>
+    </w:p>
+    <w:p>
+      <w:pPr>
+        <w:pStyle w:val="ListParagraph"/>
+        <w:numPr>
+          <w:ilvl w:val="0"/>
+          <w:numId w:val="2"/>
+        </w:numPr>
+        <w:bidi/>
+        <w:spacing w:after="120" w:line="360" w:lineRule="auto"/>
+        <w:jc w:val="both"/>
+      </w:pPr>
+      <w:r>
+        <w:rPr>
+          <w:rFonts w:ascii="David" w:cs="David" w:eastAsia="David" w:hAnsi="David"/>
+          <w:b w:val="false"/>
+          <w:bCs w:val="false"/>
+          <w:sz w:val="24"/>
+          <w:szCs w:val="24"/>
+          <w:rtl/>
+        </w:rPr>
+        <w:t xml:space="preserve">הסמכות העניינית לדון בתובענה לקביעת גיל נתונה לבית המשפט לענייני משפחה, בהתאם לחוק בית המשפט לענייני משפחה, התשנ"ה–1995, שלפיו תובענה לפי חוק קביעת גיל נמנית עם ענייני המשפחה שבסמכותו. הואיל והמבקש מתגורר בתחום השיפוט של בית משפט נכבד זה, נתונה לו אף הסמכות המקומית.</w:t>
+      </w:r>
+    </w:p>
+    <w:p>
+      <w:pPr>
+        <w:pStyle w:val="ListParagraph"/>
+        <w:numPr>
+          <w:ilvl w:val="0"/>
+          <w:numId w:val="2"/>
+        </w:numPr>
+        <w:bidi/>
+        <w:spacing w:after="120" w:line="360" w:lineRule="auto"/>
+        <w:jc w:val="both"/>
+      </w:pPr>
+      <w:r>
+        <w:rPr>
+          <w:rFonts w:ascii="David" w:cs="David" w:eastAsia="David" w:hAnsi="David"/>
+          <w:b w:val="false"/>
+          <w:bCs w:val="false"/>
+          <w:sz w:val="24"/>
+          <w:szCs w:val="24"/>
+          <w:rtl/>
+        </w:rPr>
+        <w:t xml:space="preserve">הואיל וגילו של המבקש נרשם במרשם על דרך אומדן מנהלי ולא נקבע מעולם בפסק דין, אין המדובר בבקשה לשינוי קביעת גיל קודמת של בית משפט (המצויה בסמכות בית המשפט המחוזי ומותנית בטעמים מיוחדים), כי אם בקביעת גיל ראשונה – המצויה בסמכותו של בית משפט נכבד זה.</w:t>
+      </w:r>
+    </w:p>
+    <w:p>
+      <w:pPr>
+        <w:pStyle w:val="ListParagraph"/>
+        <w:numPr>
+          <w:ilvl w:val="0"/>
+          <w:numId w:val="2"/>
+        </w:numPr>
+        <w:bidi/>
+        <w:spacing w:after="120" w:line="360" w:lineRule="auto"/>
+        <w:jc w:val="both"/>
+      </w:pPr>
+      <w:r>
+        <w:rPr>
+          <w:rFonts w:ascii="David" w:cs="David" w:eastAsia="David" w:hAnsi="David"/>
+          <w:b w:val="false"/>
+          <w:bCs w:val="false"/>
+          <w:sz w:val="24"/>
+          <w:szCs w:val="24"/>
+          <w:rtl/>
+        </w:rPr>
+        <w:t xml:space="preserve">בבואו לקבוע גיל, רשאי בית המשפט לסטות מדיני הראיות אם ראה צורך בכך לשם גילוי האמת. במקרה דנן, מוצדק להעדיף את עדותו הישירה של האב, הזוכר את מועד לידת בנו הבכור, ואת תעודת הלידה הרשמית מאתיופיה, על פני רישום מנהלי שנעשה על דרך אומדן בעת הקליטה ובהיעדר כל מסמך.</w:t>
+      </w:r>
+    </w:p>
+    <w:p>
+      <w:pPr>
+        <w:pStyle w:val="ListParagraph"/>
+        <w:numPr>
+          <w:ilvl w:val="0"/>
+          <w:numId w:val="2"/>
+        </w:numPr>
+        <w:bidi/>
+        <w:spacing w:after="120" w:line="360" w:lineRule="auto"/>
+        <w:jc w:val="both"/>
+      </w:pPr>
+      <w:r>
+        <w:rPr>
+          <w:rFonts w:ascii="David" w:cs="David" w:eastAsia="David" w:hAnsi="David"/>
+          <w:b w:val="false"/>
+          <w:bCs w:val="false"/>
+          <w:sz w:val="24"/>
+          <w:szCs w:val="24"/>
+          <w:rtl/>
+        </w:rPr>
+        <w:t xml:space="preserve">קביעת בית המשפט תירשם במרשם האוכלוסין בהתאם לחוק מרשם האוכלוסין, התשכ"ה–1965, ותשמש יסוד לתיקון מועד הלידה, הגיל ותעודת הזהות של המבקש.</w:t>
+      </w:r>
+    </w:p>
+    <w:p>
+      <w:pPr>
+        <w:pStyle w:val="ListParagraph"/>
+        <w:numPr>
+          <w:ilvl w:val="0"/>
+          <w:numId w:val="2"/>
+        </w:numPr>
+        <w:bidi/>
+        <w:spacing w:after="120" w:line="360" w:lineRule="auto"/>
+        <w:jc w:val="both"/>
+      </w:pPr>
+      <w:r>
+        <w:rPr>
+          <w:rFonts w:ascii="David" w:cs="David" w:eastAsia="David" w:hAnsi="David"/>
+          <w:b w:val="false"/>
+          <w:bCs w:val="false"/>
+          <w:sz w:val="24"/>
+          <w:szCs w:val="24"/>
+          <w:rtl/>
+        </w:rPr>
+        <w:t xml:space="preserve">לבית המשפט הנכבד נתונה הן הסמכות העניינית והן הסמכות המקומית לדון בבקשה ולהעניק את הסעד המבוקש.</w:t>
+      </w:r>
+    </w:p>
+    <w:p>
+      <w:pPr>
+        <w:bidi/>
+        <w:spacing w:after="120" w:before="240" w:line="360" w:lineRule="auto"/>
+        <w:jc w:val="start"/>
+      </w:pPr>
       <w:r>
         <w:rPr>
           <w:rFonts w:ascii="David" w:cs="David" w:eastAsia="David" w:hAnsi="David"/>
@@ -1173,460 +1515,6 @@
           <w:bCs/>
           <w:sz w:val="24"/>
           <w:szCs w:val="24"/>
-          <w:rtl/>
-        </w:rPr>
-        <w:t xml:space="preserve">תצהיר המבקש</w:t>
-      </w:r>
-      <w:r>
-        <w:rPr>
-          <w:rFonts w:ascii="David" w:cs="David" w:eastAsia="David" w:hAnsi="David"/>
-          <w:b w:val="false"/>
-          <w:bCs w:val="false"/>
-          <w:sz w:val="24"/>
-          <w:szCs w:val="24"/>
-          <w:rtl/>
-        </w:rPr>
-        <w:t xml:space="preserve">, המסומן </w:t>
-      </w:r>
-      <w:r>
-        <w:rPr>
-          <w:rFonts w:ascii="David" w:cs="David" w:eastAsia="David" w:hAnsi="David"/>
-          <w:b/>
-          <w:bCs/>
-          <w:sz w:val="24"/>
-          <w:szCs w:val="24"/>
-          <w:rtl/>
-        </w:rPr>
-        <w:t xml:space="preserve">נספח א'</w:t>
-      </w:r>
-      <w:r>
-        <w:rPr>
-          <w:rFonts w:ascii="David" w:cs="David" w:eastAsia="David" w:hAnsi="David"/>
-          <w:b w:val="false"/>
-          <w:bCs w:val="false"/>
-          <w:sz w:val="24"/>
-          <w:szCs w:val="24"/>
-          <w:rtl/>
-        </w:rPr>
-        <w:t xml:space="preserve">.</w:t>
-      </w:r>
-    </w:p>
-    <w:p>
-      <w:pPr>
-        <w:pStyle w:val="ListParagraph"/>
-        <w:numPr>
-          <w:ilvl w:val="0"/>
-          <w:numId w:val="2"/>
-        </w:numPr>
-        <w:bidi/>
-        <w:spacing w:after="120" w:line="360" w:lineRule="auto"/>
-        <w:jc w:val="both"/>
-      </w:pPr>
-      <w:r>
-        <w:rPr>
-          <w:rFonts w:ascii="David" w:cs="David" w:eastAsia="David" w:hAnsi="David"/>
-          <w:b w:val="false"/>
-          <w:bCs w:val="false"/>
-          <w:sz w:val="24"/>
-          <w:szCs w:val="24"/>
-          <w:rtl/>
-        </w:rPr>
-        <w:t xml:space="preserve">כן מצורף </w:t>
-      </w:r>
-      <w:r>
-        <w:rPr>
-          <w:rFonts w:ascii="David" w:cs="David" w:eastAsia="David" w:hAnsi="David"/>
-          <w:b/>
-          <w:bCs/>
-          <w:sz w:val="24"/>
-          <w:szCs w:val="24"/>
-          <w:rtl/>
-        </w:rPr>
-        <w:t xml:space="preserve">תצהיר אביו של המבקש</w:t>
-      </w:r>
-      <w:r>
-        <w:rPr>
-          <w:rFonts w:ascii="David" w:cs="David" w:eastAsia="David" w:hAnsi="David"/>
-          <w:b w:val="false"/>
-          <w:bCs w:val="false"/>
-          <w:sz w:val="24"/>
-          <w:szCs w:val="24"/>
-          <w:rtl/>
-        </w:rPr>
-        <w:t xml:space="preserve">, מר </w:t>
-      </w:r>
-      <w:r>
-        <w:rPr>
-          <w:rFonts w:ascii="David" w:cs="David" w:eastAsia="David" w:hAnsi="David"/>
-          <w:b w:val="false"/>
-          <w:bCs w:val="false"/>
-          <w:sz w:val="24"/>
-          <w:szCs w:val="24"/>
-          <w:rtl/>
-        </w:rPr>
-        <w:t xml:space="preserve">______________ (</w:t>
-      </w:r>
-      <w:r>
-        <w:rPr>
-          <w:rFonts w:ascii="David" w:cs="David" w:eastAsia="David" w:hAnsi="David"/>
-          <w:b w:val="false"/>
-          <w:bCs w:val="false"/>
-          <w:sz w:val="24"/>
-          <w:szCs w:val="24"/>
-          <w:rtl/>
-        </w:rPr>
-        <w:t xml:space="preserve">שם האב</w:t>
-      </w:r>
-      <w:r>
-        <w:rPr>
-          <w:rFonts w:ascii="David" w:cs="David" w:eastAsia="David" w:hAnsi="David"/>
-          <w:b w:val="false"/>
-          <w:bCs w:val="false"/>
-          <w:sz w:val="24"/>
-          <w:szCs w:val="24"/>
-          <w:rtl/>
-        </w:rPr>
-        <w:t xml:space="preserve">)</w:t>
-      </w:r>
-      <w:r>
-        <w:rPr>
-          <w:rFonts w:ascii="David" w:cs="David" w:eastAsia="David" w:hAnsi="David"/>
-          <w:b w:val="false"/>
-          <w:bCs w:val="false"/>
-          <w:sz w:val="24"/>
-          <w:szCs w:val="24"/>
-          <w:rtl/>
-        </w:rPr>
-        <w:t xml:space="preserve">, ת.ז. </w:t>
-      </w:r>
-      <w:r>
-        <w:rPr>
-          <w:rFonts w:ascii="David" w:cs="David" w:eastAsia="David" w:hAnsi="David"/>
-          <w:b w:val="false"/>
-          <w:bCs w:val="false"/>
-          <w:sz w:val="24"/>
-          <w:szCs w:val="24"/>
-          <w:rtl/>
-        </w:rPr>
-        <w:t xml:space="preserve">______________</w:t>
-      </w:r>
-      <w:r>
-        <w:rPr>
-          <w:rFonts w:ascii="David" w:cs="David" w:eastAsia="David" w:hAnsi="David"/>
-          <w:b w:val="false"/>
-          <w:bCs w:val="false"/>
-          <w:sz w:val="24"/>
-          <w:szCs w:val="24"/>
-          <w:rtl/>
-        </w:rPr>
-        <w:t xml:space="preserve">, הזוכר את מועד לידת המבקש בהיותו בנו הבכור, והמסומן </w:t>
-      </w:r>
-      <w:r>
-        <w:rPr>
-          <w:rFonts w:ascii="David" w:cs="David" w:eastAsia="David" w:hAnsi="David"/>
-          <w:b/>
-          <w:bCs/>
-          <w:sz w:val="24"/>
-          <w:szCs w:val="24"/>
-          <w:rtl/>
-        </w:rPr>
-        <w:t xml:space="preserve">נספח ב'</w:t>
-      </w:r>
-      <w:r>
-        <w:rPr>
-          <w:rFonts w:ascii="David" w:cs="David" w:eastAsia="David" w:hAnsi="David"/>
-          <w:b w:val="false"/>
-          <w:bCs w:val="false"/>
-          <w:sz w:val="24"/>
-          <w:szCs w:val="24"/>
-          <w:rtl/>
-        </w:rPr>
-        <w:t xml:space="preserve">.</w:t>
-      </w:r>
-    </w:p>
-    <w:p>
-      <w:pPr>
-        <w:pStyle w:val="ListParagraph"/>
-        <w:numPr>
-          <w:ilvl w:val="0"/>
-          <w:numId w:val="2"/>
-        </w:numPr>
-        <w:bidi/>
-        <w:spacing w:after="120" w:line="360" w:lineRule="auto"/>
-        <w:jc w:val="both"/>
-      </w:pPr>
-      <w:r>
-        <w:rPr>
-          <w:rFonts w:ascii="David" w:cs="David" w:eastAsia="David" w:hAnsi="David"/>
-          <w:b w:val="false"/>
-          <w:bCs w:val="false"/>
-          <w:sz w:val="24"/>
-          <w:szCs w:val="24"/>
-          <w:rtl/>
-        </w:rPr>
-        <w:t xml:space="preserve">כן מצורפת </w:t>
-      </w:r>
-      <w:r>
-        <w:rPr>
-          <w:rFonts w:ascii="David" w:cs="David" w:eastAsia="David" w:hAnsi="David"/>
-          <w:b/>
-          <w:bCs/>
-          <w:sz w:val="24"/>
-          <w:szCs w:val="24"/>
-          <w:rtl/>
-        </w:rPr>
-        <w:t xml:space="preserve">תעודת לידה רשמית מאתיופיה</w:t>
-      </w:r>
-      <w:r>
-        <w:rPr>
-          <w:rFonts w:ascii="David" w:cs="David" w:eastAsia="David" w:hAnsi="David"/>
-          <w:b w:val="false"/>
-          <w:bCs w:val="false"/>
-          <w:sz w:val="24"/>
-          <w:szCs w:val="24"/>
-          <w:rtl/>
-        </w:rPr>
-        <w:t xml:space="preserve">, בצירוף תרגום נוטריוני לעברית ואימות כדין, ולפיה נולד המבקש בשנת 1970 (1962 לפי הלוח האתיופי), המסומנת </w:t>
-      </w:r>
-      <w:r>
-        <w:rPr>
-          <w:rFonts w:ascii="David" w:cs="David" w:eastAsia="David" w:hAnsi="David"/>
-          <w:b/>
-          <w:bCs/>
-          <w:sz w:val="24"/>
-          <w:szCs w:val="24"/>
-          <w:rtl/>
-        </w:rPr>
-        <w:t xml:space="preserve">נספח ג'</w:t>
-      </w:r>
-      <w:r>
-        <w:rPr>
-          <w:rFonts w:ascii="David" w:cs="David" w:eastAsia="David" w:hAnsi="David"/>
-          <w:b w:val="false"/>
-          <w:bCs w:val="false"/>
-          <w:sz w:val="24"/>
-          <w:szCs w:val="24"/>
-          <w:rtl/>
-        </w:rPr>
-        <w:t xml:space="preserve">.</w:t>
-      </w:r>
-    </w:p>
-    <w:p>
-      <w:pPr>
-        <w:pStyle w:val="ListParagraph"/>
-        <w:numPr>
-          <w:ilvl w:val="0"/>
-          <w:numId w:val="2"/>
-        </w:numPr>
-        <w:bidi/>
-        <w:spacing w:after="120" w:line="360" w:lineRule="auto"/>
-        <w:jc w:val="both"/>
-      </w:pPr>
-      <w:r>
-        <w:rPr>
-          <w:rFonts w:ascii="David" w:cs="David" w:eastAsia="David" w:hAnsi="David"/>
-          <w:b w:val="false"/>
-          <w:bCs w:val="false"/>
-          <w:sz w:val="24"/>
-          <w:szCs w:val="24"/>
-          <w:rtl/>
-        </w:rPr>
-        <w:t xml:space="preserve">התצהירים המצורפים משמשים אף לאימות העובדות המפורטות בבקשה זו.</w:t>
-      </w:r>
-    </w:p>
-    <w:p>
-      <w:pPr>
-        <w:pStyle w:val="ListParagraph"/>
-        <w:numPr>
-          <w:ilvl w:val="0"/>
-          <w:numId w:val="2"/>
-        </w:numPr>
-        <w:bidi/>
-        <w:spacing w:after="120" w:line="360" w:lineRule="auto"/>
-        <w:jc w:val="both"/>
-      </w:pPr>
-      <w:r>
-        <w:rPr>
-          <w:rFonts w:ascii="David" w:cs="David" w:eastAsia="David" w:hAnsi="David"/>
-          <w:b w:val="false"/>
-          <w:bCs w:val="false"/>
-          <w:sz w:val="24"/>
-          <w:szCs w:val="24"/>
-          <w:rtl/>
-        </w:rPr>
-        <w:t xml:space="preserve">המבקש שומר על זכותו להגיש ראיות נוספות ולזמן עדים, ובכלל זה בני משפחה נוספים, מסמכי עלייה וכל אסמכתה רלוונטית אחרת, ככל שיידרש.</w:t>
-      </w:r>
-    </w:p>
-    <w:p>
-      <w:pPr>
-        <w:bidi/>
-        <w:spacing w:after="120" w:before="240" w:line="360" w:lineRule="auto"/>
-        <w:jc w:val="start"/>
-      </w:pPr>
-      <w:r>
-        <w:rPr>
-          <w:rFonts w:ascii="David" w:cs="David" w:eastAsia="David" w:hAnsi="David"/>
-          <w:b/>
-          <w:bCs/>
-          <w:sz w:val="24"/>
-          <w:szCs w:val="24"/>
-          <w:u w:val="single"/>
-          <w:rtl/>
-        </w:rPr>
-        <w:t xml:space="preserve">ה. המסגרת המשפטית וסמכות בית המשפט</w:t>
-      </w:r>
-    </w:p>
-    <w:p>
-      <w:pPr>
-        <w:pStyle w:val="ListParagraph"/>
-        <w:numPr>
-          <w:ilvl w:val="0"/>
-          <w:numId w:val="2"/>
-        </w:numPr>
-        <w:bidi/>
-        <w:spacing w:after="120" w:line="360" w:lineRule="auto"/>
-        <w:jc w:val="both"/>
-      </w:pPr>
-      <w:r>
-        <w:rPr>
-          <w:rFonts w:ascii="David" w:cs="David" w:eastAsia="David" w:hAnsi="David"/>
-          <w:b w:val="false"/>
-          <w:bCs w:val="false"/>
-          <w:sz w:val="24"/>
-          <w:szCs w:val="24"/>
-          <w:rtl/>
-        </w:rPr>
-        <w:t xml:space="preserve">חוק קביעת גיל, התשכ"ד–1963, מסמיך את בית המשפט ליתן פסק דין הצהרתי הקובע את גילו של אדם, מקום בו גילו אינו ידוע או שנוי במחלוקת.</w:t>
-      </w:r>
-    </w:p>
-    <w:p>
-      <w:pPr>
-        <w:pStyle w:val="ListParagraph"/>
-        <w:numPr>
-          <w:ilvl w:val="0"/>
-          <w:numId w:val="2"/>
-        </w:numPr>
-        <w:bidi/>
-        <w:spacing w:after="120" w:line="360" w:lineRule="auto"/>
-        <w:jc w:val="both"/>
-      </w:pPr>
-      <w:r>
-        <w:rPr>
-          <w:rFonts w:ascii="David" w:cs="David" w:eastAsia="David" w:hAnsi="David"/>
-          <w:b w:val="false"/>
-          <w:bCs w:val="false"/>
-          <w:sz w:val="24"/>
-          <w:szCs w:val="24"/>
-          <w:rtl/>
-        </w:rPr>
-        <w:t xml:space="preserve">הסמכות העניינית לדון בתובענה לקביעת גיל נתונה לבית המשפט לענייני משפחה, בהתאם לחוק בית המשפט לענייני משפחה, התשנ"ה–1995, שלפיו תובענה לפי חוק קביעת גיל נמנית עם ענייני המשפחה שבסמכותו. הואיל והמבקש מתגורר בתחום השיפוט של בית משפט נכבד זה, נתונה לו אף הסמכות המקומית.</w:t>
-      </w:r>
-    </w:p>
-    <w:p>
-      <w:pPr>
-        <w:pStyle w:val="ListParagraph"/>
-        <w:numPr>
-          <w:ilvl w:val="0"/>
-          <w:numId w:val="2"/>
-        </w:numPr>
-        <w:bidi/>
-        <w:spacing w:after="120" w:line="360" w:lineRule="auto"/>
-        <w:jc w:val="both"/>
-      </w:pPr>
-      <w:r>
-        <w:rPr>
-          <w:rFonts w:ascii="David" w:cs="David" w:eastAsia="David" w:hAnsi="David"/>
-          <w:b w:val="false"/>
-          <w:bCs w:val="false"/>
-          <w:sz w:val="24"/>
-          <w:szCs w:val="24"/>
-          <w:rtl/>
-        </w:rPr>
-        <w:t xml:space="preserve">הואיל וגילו של המבקש נרשם במרשם על דרך אומדן מנהלי ולא נקבע מעולם בפסק דין, אין המדובר בבקשה לשינוי קביעת גיל קודמת של בית משפט (המצויה בסמכות בית המשפט המחוזי ומותנית בטעמים מיוחדים), כי אם בקביעת גיל ראשונה – המצויה בסמכותו של בית משפט נכבד זה.</w:t>
-      </w:r>
-    </w:p>
-    <w:p>
-      <w:pPr>
-        <w:pStyle w:val="ListParagraph"/>
-        <w:numPr>
-          <w:ilvl w:val="0"/>
-          <w:numId w:val="2"/>
-        </w:numPr>
-        <w:bidi/>
-        <w:spacing w:after="120" w:line="360" w:lineRule="auto"/>
-        <w:jc w:val="both"/>
-      </w:pPr>
-      <w:r>
-        <w:rPr>
-          <w:rFonts w:ascii="David" w:cs="David" w:eastAsia="David" w:hAnsi="David"/>
-          <w:b w:val="false"/>
-          <w:bCs w:val="false"/>
-          <w:sz w:val="24"/>
-          <w:szCs w:val="24"/>
-          <w:rtl/>
-        </w:rPr>
-        <w:t xml:space="preserve">בבואו לקבוע גיל, רשאי בית המשפט לסטות מדיני הראיות אם ראה צורך בכך לשם גילוי האמת. במקרה דנן, מוצדק להעדיף את עדותו הישירה של האב, הזוכר את מועד לידת בנו הבכור, ואת תעודת הלידה הרשמית מאתיופיה, על פני רישום מנהלי שנעשה על דרך אומדן בעת הקליטה ובהיעדר כל מסמך.</w:t>
-      </w:r>
-    </w:p>
-    <w:p>
-      <w:pPr>
-        <w:pStyle w:val="ListParagraph"/>
-        <w:numPr>
-          <w:ilvl w:val="0"/>
-          <w:numId w:val="2"/>
-        </w:numPr>
-        <w:bidi/>
-        <w:spacing w:after="120" w:line="360" w:lineRule="auto"/>
-        <w:jc w:val="both"/>
-      </w:pPr>
-      <w:r>
-        <w:rPr>
-          <w:rFonts w:ascii="David" w:cs="David" w:eastAsia="David" w:hAnsi="David"/>
-          <w:b w:val="false"/>
-          <w:bCs w:val="false"/>
-          <w:sz w:val="24"/>
-          <w:szCs w:val="24"/>
-          <w:rtl/>
-        </w:rPr>
-        <w:t xml:space="preserve">קביעת בית המשפט תירשם במרשם האוכלוסין בהתאם לחוק מרשם האוכלוסין, התשכ"ה–1965, ותשמש יסוד לתיקון מועד הלידה, הגיל ותעודת הזהות של המבקש.</w:t>
-      </w:r>
-    </w:p>
-    <w:p>
-      <w:pPr>
-        <w:pStyle w:val="ListParagraph"/>
-        <w:numPr>
-          <w:ilvl w:val="0"/>
-          <w:numId w:val="2"/>
-        </w:numPr>
-        <w:bidi/>
-        <w:spacing w:after="120" w:line="360" w:lineRule="auto"/>
-        <w:jc w:val="both"/>
-      </w:pPr>
-      <w:r>
-        <w:rPr>
-          <w:rFonts w:ascii="David" w:cs="David" w:eastAsia="David" w:hAnsi="David"/>
-          <w:b w:val="false"/>
-          <w:bCs w:val="false"/>
-          <w:sz w:val="24"/>
-          <w:szCs w:val="24"/>
-          <w:rtl/>
-        </w:rPr>
-        <w:t xml:space="preserve">לבית המשפט הנכבד נתונה הן הסמכות העניינית והן הסמכות המקומית לדון בבקשה ולהעניק את הסעד המבוקש.</w:t>
-      </w:r>
-    </w:p>
-    <w:p>
-      <w:pPr>
-        <w:bidi/>
-        <w:spacing w:after="120" w:before="240" w:line="360" w:lineRule="auto"/>
-        <w:jc w:val="start"/>
-      </w:pPr>
-      <w:r>
-        <w:rPr>
-          <w:rFonts w:ascii="David" w:cs="David" w:eastAsia="David" w:hAnsi="David"/>
-          <w:b/>
-          <w:bCs/>
-          <w:sz w:val="24"/>
-          <w:szCs w:val="24"/>
           <w:u w:val="single"/>
           <w:rtl/>
         </w:rPr>
@@ -1683,51 +1571,7 @@
           <w:szCs w:val="24"/>
           <w:rtl/>
         </w:rPr>
-        <w:t xml:space="preserve">לקבוע, בפסק דין הצהרתי, כי שנת לידתו הנכונה של המבקש היא 1970 (שנת 1962 לפי הלוח האתיופי), וכי תאריך לידתו המדויק הוא </w:t>
-      </w:r>
-      <w:r>
-        <w:rPr>
-          <w:rFonts w:ascii="David" w:cs="David" w:eastAsia="David" w:hAnsi="David"/>
-          <w:b w:val="false"/>
-          <w:bCs w:val="false"/>
-          <w:sz w:val="24"/>
-          <w:szCs w:val="24"/>
-          <w:rtl/>
-        </w:rPr>
-        <w:t xml:space="preserve">______________ (</w:t>
-      </w:r>
-      <w:r>
-        <w:rPr>
-          <w:rFonts w:ascii="David" w:cs="David" w:eastAsia="David" w:hAnsi="David"/>
-          <w:b w:val="false"/>
-          <w:bCs w:val="false"/>
-          <w:sz w:val="24"/>
-          <w:szCs w:val="24"/>
-          <w:rtl/>
-        </w:rPr>
-        <w:t xml:space="preserve">כמפורט בתעודת הלידה, נספח ג'</w:t>
-      </w:r>
-      <w:r>
-        <w:rPr>
-          <w:rFonts w:ascii="David" w:cs="David" w:eastAsia="David" w:hAnsi="David"/>
-          <w:b w:val="false"/>
-          <w:bCs w:val="false"/>
-          <w:sz w:val="24"/>
-          <w:szCs w:val="24"/>
-          <w:rtl/>
-        </w:rPr>
-        <w:t xml:space="preserve">)</w:t>
-      </w:r>
-      <w:r>
-        <w:rPr>
-          <w:rFonts w:ascii="David" w:cs="David" w:eastAsia="David" w:hAnsi="David"/>
-          <w:b w:val="false"/>
-          <w:bCs w:val="false"/>
-          <w:sz w:val="24"/>
-          <w:szCs w:val="24"/>
-          <w:rtl/>
-        </w:rPr>
-        <w:t xml:space="preserve">, חלף שנת הלידה הרשומה 1976 (שממנה גילו הרשום 50 שנים).</w:t>
+        <w:t xml:space="preserve">לקבוע, בפסק דין הצהרתי, כי שנת לידתו הנכונה של המבקש היא 1970 (שנת 1962 לפי הלוח האתיופי), וכי מועד לידתו המדויק הוא כמפורט בתעודת הלידה הרשמית (נספח ג'), חלף שנת הלידה הרשומה 1976 (שממנה גילו הרשום 50 שנים).</w:t>
       </w:r>
     </w:p>
     <w:p>

--- a/age-determination-petition/01_בקשה_לקביעת_גיל.docx
+++ b/age-determination-petition/01_בקשה_לקביעת_גיל.docx
@@ -673,30 +673,30 @@
           <w:u w:val="single"/>
           <w:rtl/>
         </w:rPr>
-        <w:t xml:space="preserve">א. מהות הבקשה</w:t>
-      </w:r>
-    </w:p>
-    <w:p>
-      <w:pPr>
-        <w:pStyle w:val="ListParagraph"/>
-        <w:numPr>
-          <w:ilvl w:val="0"/>
-          <w:numId w:val="2"/>
-        </w:numPr>
-        <w:bidi/>
-        <w:spacing w:after="120" w:line="360" w:lineRule="auto"/>
-        <w:jc w:val="both"/>
-      </w:pPr>
-      <w:r>
-        <w:rPr>
-          <w:rFonts w:ascii="David" w:cs="David" w:eastAsia="David" w:hAnsi="David"/>
-          <w:b w:val="false"/>
-          <w:bCs w:val="false"/>
-          <w:sz w:val="24"/>
-          <w:szCs w:val="24"/>
-          <w:rtl/>
-        </w:rPr>
-        <w:t xml:space="preserve">עניינה של בקשה זו בבקשתו של המבקש, עולה מאתיופיה, לתקן את מועד לידתו הרשום, לאחר שהתברר לו כי גילו הרשום בתעודת הזהות נמוך מגילו האמיתי בשש שנים. בעוד שברישום הרשמי גילו 50 שנים (יליד 1976), גילו הנכון הוא 56 שנים (יליד 1970). הבקשה נתמכת בעדות אביו של המבקש – אשר זוכר את מועד לידתו – ובתעודת לידה רשמית מאתיופיה המצורפת לבקשה.</w:t>
+        <w:t xml:space="preserve">מהות הבקשה</w:t>
+      </w:r>
+    </w:p>
+    <w:p>
+      <w:pPr>
+        <w:pStyle w:val="ListParagraph"/>
+        <w:numPr>
+          <w:ilvl w:val="0"/>
+          <w:numId w:val="2"/>
+        </w:numPr>
+        <w:bidi/>
+        <w:spacing w:after="120" w:line="360" w:lineRule="auto"/>
+        <w:jc w:val="both"/>
+      </w:pPr>
+      <w:r>
+        <w:rPr>
+          <w:rFonts w:ascii="David" w:cs="David" w:eastAsia="David" w:hAnsi="David"/>
+          <w:b w:val="false"/>
+          <w:bCs w:val="false"/>
+          <w:sz w:val="24"/>
+          <w:szCs w:val="24"/>
+          <w:rtl/>
+        </w:rPr>
+        <w:t xml:space="preserve">עניינה של בקשה זו בעתירת המבקש, יליד אתיופיה, לתיקון שנת לידתו הרשומה במרשם האוכלוסין. שנת לידתו נרשמה בעת עלייתו ארצה על דרך אומדן מנהלי בלבד, בהיעדר תעודת לידה, ונפל בה פער של שש שנים: בעוד שלפי הרישום המבקש יליד 1976 וגילו 50 שנים, הרי שגילו הנכון הוא 56 שנים והוא יליד 1970 (שנת 1962 לפי הלוח האתיופי). הבקשה נסמכת על תעודת לידה רשמית מאתיופיה ועל עדותו הישירה של אבי המבקש, הזוכר היטב את מועד לידת בנו בכורו.</w:t>
       </w:r>
     </w:p>
     <w:p>
@@ -715,7 +715,7 @@
           <w:u w:val="single"/>
           <w:rtl/>
         </w:rPr>
-        <w:t xml:space="preserve">ב. הצדדים</w:t>
+        <w:t xml:space="preserve">הצדדים</w:t>
       </w:r>
     </w:p>
     <w:p>
@@ -780,7 +780,7 @@
           <w:u w:val="single"/>
           <w:rtl/>
         </w:rPr>
-        <w:t xml:space="preserve">ג. הרקע העובדתי</w:t>
+        <w:t xml:space="preserve">הרקע העובדתי</w:t>
       </w:r>
     </w:p>
     <w:p>
@@ -941,7 +941,7 @@
           <w:szCs w:val="24"/>
           <w:rtl/>
         </w:rPr>
-        <w:t xml:space="preserve">לאב שמונה ילדים נוספים מאישה שנשא בשנית, וכולם נולדו לאחר המבקש. המבקש הוא בנו היחיד מנישואיו הראשונים – מאמו של המבקש – ומשכך זוכר האב היטב ובוודאות את מועד לידתו. לפי הלוח האתיופי נולד המבקש בשנת 1962, שהם שנת 1970 לפי הלוח הגרגוריאני (הלועזי), ולא שנת 1976 כרשום.</w:t>
+        <w:t xml:space="preserve">המבקש הוא בנו הבכור של האב ובנו היחיד מנישואיו הראשונים; לאב שמונה ילדים נוספים מאישה שנשא בשנית, וכולם נולדו לאחר המבקש. בהיותו הבכור והבן היחיד מן הנישואים הראשונים, זכורה לאב שנת לידת המבקש בבירור ובוודאות – שנת 1962 לפי הלוח האתיופי, שהם שנת 1970 לפי הלוח הגרגוריאני (הלועזי) – ולא שנת 1976 שנרשמה בישראל על דרך אומדן.</w:t>
       </w:r>
     </w:p>
     <w:p>
@@ -965,6 +965,29 @@
           <w:rtl/>
         </w:rPr>
         <w:t xml:space="preserve">המבקש לא ידע את גילו האמיתי עד ערב אחד, לפני כשמונה חודשים, שבו ישבו יחד המבקש, אביו ואחיו ושוחחו בנושאים שונים. משעלה עניין הגיל, ציינו אחיו – האחד, מר צגייה גנטו, יליד 1971, והשני יליד 1975 – כי המבקש צעיר מהם. או-אז צחק האב צחוק מריר, קרא למבקש הצדה, וגילה לו כי נולד בשנת 1970 וכי הוא הבכור מכל האחים.</w:t>
+      </w:r>
+    </w:p>
+    <w:p>
+      <w:pPr>
+        <w:pStyle w:val="ListParagraph"/>
+        <w:numPr>
+          <w:ilvl w:val="0"/>
+          <w:numId w:val="2"/>
+        </w:numPr>
+        <w:bidi/>
+        <w:spacing w:after="120" w:line="360" w:lineRule="auto"/>
+        <w:jc w:val="both"/>
+      </w:pPr>
+      <w:r>
+        <w:rPr>
+          <w:rFonts w:ascii="David" w:cs="David" w:eastAsia="David" w:hAnsi="David"/>
+          <w:b w:val="false"/>
+          <w:bCs w:val="false"/>
+          <w:sz w:val="24"/>
+          <w:szCs w:val="24"/>
+          <w:rtl/>
+        </w:rPr>
+        <w:t xml:space="preserve">זאת ועוד, מן הרישום הרשמי מתחייבת תוצאה שאין הדעת סובלתה: המבקש, שהוא הבכור, רשום כצעיר מאחיו שנולדו אחריו (ילידי 1971 ו-1975), שכן נרשם כיליד 1976. פער זה, הגלוי על פני הדברים, מלמד אף הוא כי שנת הלידה שנרשמה למבקש שגויה.</w:t>
       </w:r>
     </w:p>
     <w:p>
@@ -1006,7 +1029,7 @@
           <w:u w:val="single"/>
           <w:rtl/>
         </w:rPr>
-        <w:t xml:space="preserve">ד. הראיות</w:t>
+        <w:t xml:space="preserve">הראיות</w:t>
       </w:r>
     </w:p>
     <w:p>
@@ -1361,7 +1384,7 @@
           <w:u w:val="single"/>
           <w:rtl/>
         </w:rPr>
-        <w:t xml:space="preserve">ה. המסגרת המשפטית וסמכות בית המשפט</w:t>
+        <w:t xml:space="preserve">המסגרת המשפטית וסמכות בית המשפט</w:t>
       </w:r>
     </w:p>
     <w:p>
@@ -1453,7 +1476,7 @@
           <w:szCs w:val="24"/>
           <w:rtl/>
         </w:rPr>
-        <w:t xml:space="preserve">בבואו לקבוע גיל, רשאי בית המשפט לסטות מדיני הראיות אם ראה צורך בכך לשם גילוי האמת. במקרה דנן, מוצדק להעדיף את עדותו הישירה של האב, הזוכר את מועד לידת בנו הבכור, ואת תעודת הלידה הרשמית מאתיופיה, על פני רישום מנהלי שנעשה על דרך אומדן בעת הקליטה ובהיעדר כל מסמך.</w:t>
+        <w:t xml:space="preserve">בהתאם לסעיף 5 לחוק קביעת גיל, בבואו לקבוע את גילו של אדם אין בית המשפט כפוף לדיני הראיות, והוא רשאי לסטות מהם אם ראה צורך בכך לשם גילוי האמת ועשיית צדק. במקרה דנן מוצדק להעדיף את הראיות הפוזיטיביות שהובאו – עדותו הישירה של האב, הזוכר את מועד לידת בנו בכורו, ותעודת הלידה הרשמית מאתיופיה – על פני רישום מנהלי גרידא, שנעשה בעת הקליטה על דרך אומדן, ללא כל מסמך ועל יסוד השערה בלבד.</w:t>
       </w:r>
     </w:p>
     <w:p>
@@ -1477,29 +1500,6 @@
           <w:rtl/>
         </w:rPr>
         <w:t xml:space="preserve">קביעת בית המשפט תירשם במרשם האוכלוסין בהתאם לחוק מרשם האוכלוסין, התשכ"ה–1965, ותשמש יסוד לתיקון מועד הלידה, הגיל ותעודת הזהות של המבקש.</w:t>
-      </w:r>
-    </w:p>
-    <w:p>
-      <w:pPr>
-        <w:pStyle w:val="ListParagraph"/>
-        <w:numPr>
-          <w:ilvl w:val="0"/>
-          <w:numId w:val="2"/>
-        </w:numPr>
-        <w:bidi/>
-        <w:spacing w:after="120" w:line="360" w:lineRule="auto"/>
-        <w:jc w:val="both"/>
-      </w:pPr>
-      <w:r>
-        <w:rPr>
-          <w:rFonts w:ascii="David" w:cs="David" w:eastAsia="David" w:hAnsi="David"/>
-          <w:b w:val="false"/>
-          <w:bCs w:val="false"/>
-          <w:sz w:val="24"/>
-          <w:szCs w:val="24"/>
-          <w:rtl/>
-        </w:rPr>
-        <w:t xml:space="preserve">לבית המשפט הנכבד נתונה הן הסמכות העניינית והן הסמכות המקומית לדון בבקשה ולהעניק את הסעד המבוקש.</w:t>
       </w:r>
     </w:p>
     <w:p>
@@ -1518,7 +1518,7 @@
           <w:u w:val="single"/>
           <w:rtl/>
         </w:rPr>
-        <w:t xml:space="preserve">ו. הסעד המבוקש</w:t>
+        <w:t xml:space="preserve">הסעד המבוקש</w:t>
       </w:r>
     </w:p>
     <w:p>
